--- a/tillsyn/A 66475-2021 tillsynsbegäran.docx
+++ b/tillsyn/A 66475-2021 tillsynsbegäran.docx
@@ -323,7 +323,7 @@
     <w:r>
       <w:tab/>
       <w:tab/>
-      <w:t>2026-06-18</w:t>
+      <w:t>2026-06-19</w:t>
       <w:br/>
       <w:br/>
     </w:r>

--- a/tillsyn/A 66475-2021 tillsynsbegäran.docx
+++ b/tillsyn/A 66475-2021 tillsynsbegäran.docx
@@ -323,7 +323,7 @@
     <w:r>
       <w:tab/>
       <w:tab/>
-      <w:t>2026-06-19</w:t>
+      <w:t>2026-06-20</w:t>
       <w:br/>
       <w:br/>
     </w:r>

--- a/tillsyn/A 66475-2021 tillsynsbegäran.docx
+++ b/tillsyn/A 66475-2021 tillsynsbegäran.docx
@@ -12,10 +12,7 @@
     </w:p>
     <w:p>
       <w:r>
-        <w:t>Detta dokument behandlar höga naturvärden i avverkningsanmälan A 66475-2021 i Strömsunds kommun som inkom 2021-11-18 och omfattar 3,8 ha.</w:t>
-      </w:r>
-      <w:r>
-        <w:t xml:space="preserve"> I Figur 1 visas fyndplatser för naturvårdsarter i området, som finns registrerade på Artportalen.</w:t>
+        <w:t>Denna tillsynsbegäran behandlar höga naturvärden i avverkningsanmälan A 66475-2021 i Strömsunds kommun som inkom 2021-11-18 och omfattar 3,8 ha.</w:t>
       </w:r>
     </w:p>
     <w:p>
@@ -63,7 +60,20 @@
         <w:spacing w:after="240"/>
       </w:pPr>
       <w:r>
-        <w:t>Figur 1. Fyndplatser för naturvårdsarter inom 19 meter från avverkningsanmälan (röd linje). Inom parentes anges rödlistekategorier, S för signalarter, Tför typiska arter och fridlysningsparagrafer i artskyddsförordningen.Markörer utan svart kant är placerade på fyndplatsen. Markörer med svart kant är placerade vid sidan av fyndplatsen och har ett svart streck som visar fyndplatsens exakta position. Kartans mittpunktskoordinat är N 7049630, E 547674 i SWEREF 99 TM.</w:t>
+        <w:t>Figur 1. Fyndplatser för naturvårdsarter inom 19 meter från avverkningsanmälan. Markörer utan svart kant är placerade på fyndplatsen. Markörer med svart kant är placerade vid sidan av fyndplatsen har ett svart streck som visar fyndplatsens exakta position. Kartans mittpunktskoordinat är N 7049630, E 547674 i SWEREF 99 TM.</w:t>
+      </w:r>
+    </w:p>
+    <w:p>
+      <w:r>
+        <w:t>Inom 19 meter från avverkningsanmälan finns fynd av 3 naturvårdsarter, varav 1 är rödlistad, 3 är typiska (T) och 2 är signalarter (S): vedtrappmossa (NT, T), bårdlav (S, T) och stor aspticka (S, T). Se Figur 1.</w:t>
+      </w:r>
+    </w:p>
+    <w:p>
+      <w:pPr>
+        <w:pStyle w:val="Heading1"/>
+      </w:pPr>
+      <w:r>
+        <w:t>Tillsynsbegäran</w:t>
       </w:r>
     </w:p>
     <w:p>
@@ -77,26 +87,36 @@
       </w:r>
     </w:p>
     <w:p>
-      <w:r>
-        <w:t>Nedan beskrivs fynd av naturvårdsarter som gjorts i det avverkningsanmälda området.</w:t>
-      </w:r>
-    </w:p>
-    <w:p>
       <w:pPr>
         <w:pStyle w:val="Heading1"/>
       </w:pPr>
       <w:r>
-        <w:t>Naturvårdsarter</w:t>
+        <w:t>Naturvårdsarter och fridlysta arter</w:t>
       </w:r>
     </w:p>
     <w:p>
       <w:r>
-        <w:t>Inom 19 meter från avverkningsanmälan har följande 3 naturvårdsarter hittats: vedtrappmossa (NT, T), bårdlav (S, T) och stor aspticka (S, T). Av dessa är 1 rödlistade. För rödlistade arter har rödlistekategorin angivits inom parentes. Arter som är signalarter enligt Skogsstyrelsen har markerats med (S). Typiska arter inom Natura 2000 som är kopplade till skogsekosystem har markerats med (T).</w:t>
+        <w:t>Nedan följer beskrivningar av de naturvårdsarter och fridlysta arter som har sina livsmiljöer och växtplatser i den avverkningsanmälda skogen. De påträffade naturvårdsarterna är ett tydligt kvitto på att det rör sig om en skog med höga naturvärden.</w:t>
       </w:r>
     </w:p>
     <w:p>
       <w:r>
-        <w:t>De påträffade naturvårdsarterna är ett tydligt kvitto på att det rör sig om en skog med höga naturvärden.</w:t>
+        <w:rPr>
+          <w:b/>
+        </w:rPr>
+        <w:t xml:space="preserve">Vedtrappmossa (NT) </w:t>
+      </w:r>
+      <w:r>
+        <w:t xml:space="preserve">växer på död ved, främst i gammal granskog. Den förekommer knappast alls i fjällnära barrskogar utan finns i skogslandskapet nedom fjällen och framför allt i landets södra delar är den en mycket bra signalart för barrnaturskog med höga naturvärden. Skogsavverkning och brist på grov död ved i skogen är de allvarligaste hoten och den överlever inte kalhyggesbruk. Lokaler med sluten granskog, tillräckligt stora för att säkerställa ett kontinuerligt tillskott på grova lågor, bör undantas från storskaligt skogsbruk. Vedtrappmossa är typisk art för </w:t>
+      </w:r>
+      <w:r>
+        <w:rPr>
+          <w:i/>
+        </w:rPr>
+        <w:t>9010 Taiga</w:t>
+      </w:r>
+      <w:r>
+        <w:t xml:space="preserve"> (SLU Artdatabanken, 2024).</w:t>
       </w:r>
     </w:p>
     <w:p>
@@ -175,26 +195,6 @@
         <w:t xml:space="preserve"> (SLU Artdatabanken, 2024; Nitare &amp; Skogsstyrelsen, 2019).</w:t>
       </w:r>
     </w:p>
-    <w:p>
-      <w:r>
-        <w:rPr>
-          <w:b/>
-        </w:rPr>
-        <w:t xml:space="preserve">Vedtrappmossa (NT) </w:t>
-      </w:r>
-      <w:r>
-        <w:t xml:space="preserve">växer på död ved, främst i gammal granskog. Den förekommer knappast alls i fjällnära barrskogar utan finns i skogslandskapet nedom fjällen och framför allt i landets södra delar är den en mycket bra signalart för barrnaturskog med höga naturvärden. Skogsavverkning och brist på grov död ved i skogen är de allvarligaste hoten och den överlever inte kalhyggesbruk. Lokaler med sluten granskog, tillräckligt stora för att säkerställa ett kontinuerligt tillskott på grova lågor, bör undantas från storskaligt skogsbruk. Vedtrappmossa är typisk art för </w:t>
-      </w:r>
-      <w:r>
-        <w:rPr>
-          <w:i/>
-        </w:rPr>
-        <w:t>9010 Taiga</w:t>
-      </w:r>
-      <w:r>
-        <w:t xml:space="preserve"> (SLU Artdatabanken, 2024).</w:t>
-      </w:r>
-    </w:p>
     <w:sectPr>
       <w:headerReference w:type="even" r:id="rId8"/>
       <w:headerReference w:type="default" r:id="rId9"/>
@@ -323,7 +323,7 @@
     <w:r>
       <w:tab/>
       <w:tab/>
-      <w:t>2026-06-20</w:t>
+      <w:t>2026-06-21</w:t>
       <w:br/>
       <w:br/>
     </w:r>

--- a/tillsyn/A 66475-2021 tillsynsbegäran.docx
+++ b/tillsyn/A 66475-2021 tillsynsbegäran.docx
@@ -323,7 +323,7 @@
     <w:r>
       <w:tab/>
       <w:tab/>
-      <w:t>2026-06-21</w:t>
+      <w:t>2026-06-22</w:t>
       <w:br/>
       <w:br/>
     </w:r>

--- a/tillsyn/A 66475-2021 tillsynsbegäran.docx
+++ b/tillsyn/A 66475-2021 tillsynsbegäran.docx
@@ -323,7 +323,7 @@
     <w:r>
       <w:tab/>
       <w:tab/>
-      <w:t>2026-06-22</w:t>
+      <w:t>2026-06-23</w:t>
       <w:br/>
       <w:br/>
     </w:r>

--- a/tillsyn/A 66475-2021 tillsynsbegäran.docx
+++ b/tillsyn/A 66475-2021 tillsynsbegäran.docx
@@ -323,7 +323,7 @@
     <w:r>
       <w:tab/>
       <w:tab/>
-      <w:t>2026-06-23</w:t>
+      <w:t>2026-06-24</w:t>
       <w:br/>
       <w:br/>
     </w:r>

--- a/tillsyn/A 66475-2021 tillsynsbegäran.docx
+++ b/tillsyn/A 66475-2021 tillsynsbegäran.docx
@@ -323,7 +323,7 @@
     <w:r>
       <w:tab/>
       <w:tab/>
-      <w:t>2026-06-24</w:t>
+      <w:t>2026-06-25</w:t>
       <w:br/>
       <w:br/>
     </w:r>

--- a/tillsyn/A 66475-2021 tillsynsbegäran.docx
+++ b/tillsyn/A 66475-2021 tillsynsbegäran.docx
@@ -323,7 +323,7 @@
     <w:r>
       <w:tab/>
       <w:tab/>
-      <w:t>2026-06-25</w:t>
+      <w:t>2026-06-26</w:t>
       <w:br/>
       <w:br/>
     </w:r>

--- a/tillsyn/A 66475-2021 tillsynsbegäran.docx
+++ b/tillsyn/A 66475-2021 tillsynsbegäran.docx
@@ -323,7 +323,7 @@
     <w:r>
       <w:tab/>
       <w:tab/>
-      <w:t>2026-06-26</w:t>
+      <w:t>2026-06-27</w:t>
       <w:br/>
       <w:br/>
     </w:r>

--- a/tillsyn/A 66475-2021 tillsynsbegäran.docx
+++ b/tillsyn/A 66475-2021 tillsynsbegäran.docx
@@ -323,7 +323,7 @@
     <w:r>
       <w:tab/>
       <w:tab/>
-      <w:t>2026-06-27</w:t>
+      <w:t>2026-06-28</w:t>
       <w:br/>
       <w:br/>
     </w:r>

--- a/tillsyn/A 66475-2021 tillsynsbegäran.docx
+++ b/tillsyn/A 66475-2021 tillsynsbegäran.docx
@@ -323,7 +323,7 @@
     <w:r>
       <w:tab/>
       <w:tab/>
-      <w:t>2026-06-28</w:t>
+      <w:t>2026-06-29</w:t>
       <w:br/>
       <w:br/>
     </w:r>

--- a/tillsyn/A 66475-2021 tillsynsbegäran.docx
+++ b/tillsyn/A 66475-2021 tillsynsbegäran.docx
@@ -323,7 +323,7 @@
     <w:r>
       <w:tab/>
       <w:tab/>
-      <w:t>2026-06-29</w:t>
+      <w:t>2026-06-30</w:t>
       <w:br/>
       <w:br/>
     </w:r>

--- a/tillsyn/A 66475-2021 tillsynsbegäran.docx
+++ b/tillsyn/A 66475-2021 tillsynsbegäran.docx
@@ -323,7 +323,7 @@
     <w:r>
       <w:tab/>
       <w:tab/>
-      <w:t>2026-06-30</w:t>
+      <w:t>2026-07-01</w:t>
       <w:br/>
       <w:br/>
     </w:r>

--- a/tillsyn/A 66475-2021 tillsynsbegäran.docx
+++ b/tillsyn/A 66475-2021 tillsynsbegäran.docx
@@ -323,7 +323,7 @@
     <w:r>
       <w:tab/>
       <w:tab/>
-      <w:t>2026-07-01</w:t>
+      <w:t>2026-07-02</w:t>
       <w:br/>
       <w:br/>
     </w:r>

--- a/tillsyn/A 66475-2021 tillsynsbegäran.docx
+++ b/tillsyn/A 66475-2021 tillsynsbegäran.docx
@@ -323,7 +323,7 @@
     <w:r>
       <w:tab/>
       <w:tab/>
-      <w:t>2026-07-13</w:t>
+      <w:t>2026-07-14</w:t>
       <w:br/>
       <w:br/>
     </w:r>

--- a/tillsyn/A 66475-2021 tillsynsbegäran.docx
+++ b/tillsyn/A 66475-2021 tillsynsbegäran.docx
@@ -323,7 +323,7 @@
     <w:r>
       <w:tab/>
       <w:tab/>
-      <w:t>2026-07-14</w:t>
+      <w:t>2026-07-15</w:t>
       <w:br/>
       <w:br/>
     </w:r>

--- a/tillsyn/A 66475-2021 tillsynsbegäran.docx
+++ b/tillsyn/A 66475-2021 tillsynsbegäran.docx
@@ -323,7 +323,7 @@
     <w:r>
       <w:tab/>
       <w:tab/>
-      <w:t>2026-07-15</w:t>
+      <w:t>2026-07-16</w:t>
       <w:br/>
       <w:br/>
     </w:r>

--- a/tillsyn/A 66475-2021 tillsynsbegäran.docx
+++ b/tillsyn/A 66475-2021 tillsynsbegäran.docx
@@ -323,7 +323,7 @@
     <w:r>
       <w:tab/>
       <w:tab/>
-      <w:t>2026-07-16</w:t>
+      <w:t>2026-07-17</w:t>
       <w:br/>
       <w:br/>
     </w:r>

--- a/tillsyn/A 66475-2021 tillsynsbegäran.docx
+++ b/tillsyn/A 66475-2021 tillsynsbegäran.docx
@@ -323,7 +323,7 @@
     <w:r>
       <w:tab/>
       <w:tab/>
-      <w:t>2026-07-17</w:t>
+      <w:t>2026-07-18</w:t>
       <w:br/>
       <w:br/>
     </w:r>

--- a/tillsyn/A 66475-2021 tillsynsbegäran.docx
+++ b/tillsyn/A 66475-2021 tillsynsbegäran.docx
@@ -323,7 +323,7 @@
     <w:r>
       <w:tab/>
       <w:tab/>
-      <w:t>2026-07-18</w:t>
+      <w:t>2026-07-19</w:t>
       <w:br/>
       <w:br/>
     </w:r>

--- a/tillsyn/A 66475-2021 tillsynsbegäran.docx
+++ b/tillsyn/A 66475-2021 tillsynsbegäran.docx
@@ -323,7 +323,7 @@
     <w:r>
       <w:tab/>
       <w:tab/>
-      <w:t>2026-07-19</w:t>
+      <w:t>2026-07-20</w:t>
       <w:br/>
       <w:br/>
     </w:r>

--- a/tillsyn/A 66475-2021 tillsynsbegäran.docx
+++ b/tillsyn/A 66475-2021 tillsynsbegäran.docx
@@ -323,7 +323,7 @@
     <w:r>
       <w:tab/>
       <w:tab/>
-      <w:t>2026-07-20</w:t>
+      <w:t>2026-07-21</w:t>
       <w:br/>
       <w:br/>
     </w:r>

--- a/tillsyn/A 66475-2021 tillsynsbegäran.docx
+++ b/tillsyn/A 66475-2021 tillsynsbegäran.docx
@@ -323,7 +323,7 @@
     <w:r>
       <w:tab/>
       <w:tab/>
-      <w:t>2026-07-21</w:t>
+      <w:t>2026-07-22</w:t>
       <w:br/>
       <w:br/>
     </w:r>

--- a/tillsyn/A 66475-2021 tillsynsbegäran.docx
+++ b/tillsyn/A 66475-2021 tillsynsbegäran.docx
@@ -323,7 +323,7 @@
     <w:r>
       <w:tab/>
       <w:tab/>
-      <w:t>2026-07-22</w:t>
+      <w:t>2026-07-23</w:t>
       <w:br/>
       <w:br/>
     </w:r>

--- a/tillsyn/A 66475-2021 tillsynsbegäran.docx
+++ b/tillsyn/A 66475-2021 tillsynsbegäran.docx
@@ -323,7 +323,7 @@
     <w:r>
       <w:tab/>
       <w:tab/>
-      <w:t>2026-07-23</w:t>
+      <w:t>2026-07-24</w:t>
       <w:br/>
       <w:br/>
     </w:r>

--- a/tillsyn/A 66475-2021 tillsynsbegäran.docx
+++ b/tillsyn/A 66475-2021 tillsynsbegäran.docx
@@ -323,7 +323,7 @@
     <w:r>
       <w:tab/>
       <w:tab/>
-      <w:t>2026-07-24</w:t>
+      <w:t>2026-07-25</w:t>
       <w:br/>
       <w:br/>
     </w:r>

--- a/tillsyn/A 66475-2021 tillsynsbegäran.docx
+++ b/tillsyn/A 66475-2021 tillsynsbegäran.docx
@@ -323,7 +323,7 @@
     <w:r>
       <w:tab/>
       <w:tab/>
-      <w:t>2026-07-25</w:t>
+      <w:t>2026-07-26</w:t>
       <w:br/>
       <w:br/>
     </w:r>

--- a/tillsyn/A 66475-2021 tillsynsbegäran.docx
+++ b/tillsyn/A 66475-2021 tillsynsbegäran.docx
@@ -323,7 +323,7 @@
     <w:r>
       <w:tab/>
       <w:tab/>
-      <w:t>2026-07-26</w:t>
+      <w:t>2026-07-27</w:t>
       <w:br/>
       <w:br/>
     </w:r>

--- a/tillsyn/A 66475-2021 tillsynsbegäran.docx
+++ b/tillsyn/A 66475-2021 tillsynsbegäran.docx
@@ -323,7 +323,7 @@
     <w:r>
       <w:tab/>
       <w:tab/>
-      <w:t>2026-07-27</w:t>
+      <w:t>2026-07-28</w:t>
       <w:br/>
       <w:br/>
     </w:r>

--- a/tillsyn/A 66475-2021 tillsynsbegäran.docx
+++ b/tillsyn/A 66475-2021 tillsynsbegäran.docx
@@ -323,7 +323,7 @@
     <w:r>
       <w:tab/>
       <w:tab/>
-      <w:t>2026-07-28</w:t>
+      <w:t>2026-07-29</w:t>
       <w:br/>
       <w:br/>
     </w:r>

--- a/tillsyn/A 66475-2021 tillsynsbegäran.docx
+++ b/tillsyn/A 66475-2021 tillsynsbegäran.docx
@@ -323,7 +323,7 @@
     <w:r>
       <w:tab/>
       <w:tab/>
-      <w:t>2026-07-29</w:t>
+      <w:t>2026-07-30</w:t>
       <w:br/>
       <w:br/>
     </w:r>

--- a/tillsyn/A 66475-2021 tillsynsbegäran.docx
+++ b/tillsyn/A 66475-2021 tillsynsbegäran.docx
@@ -323,7 +323,7 @@
     <w:r>
       <w:tab/>
       <w:tab/>
-      <w:t>2026-07-30</w:t>
+      <w:t>2026-07-31</w:t>
       <w:br/>
       <w:br/>
     </w:r>

--- a/tillsyn/A 66475-2021 tillsynsbegäran.docx
+++ b/tillsyn/A 66475-2021 tillsynsbegäran.docx
@@ -323,7 +323,7 @@
     <w:r>
       <w:tab/>
       <w:tab/>
-      <w:t>2026-07-31</w:t>
+      <w:t>2026-08-01</w:t>
       <w:br/>
       <w:br/>
     </w:r>

--- a/tillsyn/A 66475-2021 tillsynsbegäran.docx
+++ b/tillsyn/A 66475-2021 tillsynsbegäran.docx
@@ -323,7 +323,7 @@
     <w:r>
       <w:tab/>
       <w:tab/>
-      <w:t>2026-08-01</w:t>
+      <w:t>2026-08-02</w:t>
       <w:br/>
       <w:br/>
     </w:r>

--- a/tillsyn/A 66475-2021 tillsynsbegäran.docx
+++ b/tillsyn/A 66475-2021 tillsynsbegäran.docx
@@ -323,7 +323,7 @@
     <w:r>
       <w:tab/>
       <w:tab/>
-      <w:t>2026-08-02</w:t>
+      <w:t>2026-08-03</w:t>
       <w:br/>
       <w:br/>
     </w:r>

--- a/tillsyn/A 66475-2021 tillsynsbegäran.docx
+++ b/tillsyn/A 66475-2021 tillsynsbegäran.docx
@@ -323,7 +323,7 @@
     <w:r>
       <w:tab/>
       <w:tab/>
-      <w:t>2026-08-03</w:t>
+      <w:t>2026-08-05</w:t>
       <w:br/>
       <w:br/>
     </w:r>

--- a/tillsyn/A 66475-2021 tillsynsbegäran.docx
+++ b/tillsyn/A 66475-2021 tillsynsbegäran.docx
@@ -323,7 +323,7 @@
     <w:r>
       <w:tab/>
       <w:tab/>
-      <w:t>2026-08-05</w:t>
+      <w:t>2026-08-07</w:t>
       <w:br/>
       <w:br/>
     </w:r>

--- a/tillsyn/A 66475-2021 tillsynsbegäran.docx
+++ b/tillsyn/A 66475-2021 tillsynsbegäran.docx
@@ -323,7 +323,7 @@
     <w:r>
       <w:tab/>
       <w:tab/>
-      <w:t>2026-08-07</w:t>
+      <w:t>2026-08-08</w:t>
       <w:br/>
       <w:br/>
     </w:r>

--- a/tillsyn/A 66475-2021 tillsynsbegäran.docx
+++ b/tillsyn/A 66475-2021 tillsynsbegäran.docx
@@ -60,7 +60,7 @@
         <w:spacing w:after="240"/>
       </w:pPr>
       <w:r>
-        <w:t>Figur 1. Fyndplatser för naturvårdsarter inom 19 meter från avverkningsanmälan. Markörer utan svart kant är placerade på fyndplatsen. Markörer med svart kant är placerade vid sidan av fyndplatsen har ett svart streck som visar fyndplatsens exakta position. Kartans mittpunktskoordinat är N 7049630, E 547674 i SWEREF 99 TM.</w:t>
+        <w:t>Figur 1. Fyndplatser för naturvårdsarter inom 19 meter från avverkningsanmälan. Markörer utan svart kant är placerade på fyndplatsen. Markörer med svart kant är placerade vid sidan av fyndplatsen och har ett svart streck som visar fyndplatsens exakta position. Kartans mittpunktskoordinat är N 7049630, E 547674 i SWEREF 99 TM.</w:t>
       </w:r>
     </w:p>
     <w:p>
@@ -323,7 +323,7 @@
     <w:r>
       <w:tab/>
       <w:tab/>
-      <w:t>2026-08-14</w:t>
+      <w:t>2026-08-15</w:t>
       <w:br/>
       <w:br/>
     </w:r>

--- a/tillsyn/A 66475-2021 tillsynsbegäran.docx
+++ b/tillsyn/A 66475-2021 tillsynsbegäran.docx
@@ -323,7 +323,7 @@
     <w:r>
       <w:tab/>
       <w:tab/>
-      <w:t>2026-08-15</w:t>
+      <w:t>2026-08-16</w:t>
       <w:br/>
       <w:br/>
     </w:r>

--- a/tillsyn/A 66475-2021 tillsynsbegäran.docx
+++ b/tillsyn/A 66475-2021 tillsynsbegäran.docx
@@ -323,7 +323,7 @@
     <w:r>
       <w:tab/>
       <w:tab/>
-      <w:t>2026-08-16</w:t>
+      <w:t>2026-08-17</w:t>
       <w:br/>
       <w:br/>
     </w:r>

--- a/tillsyn/A 66475-2021 tillsynsbegäran.docx
+++ b/tillsyn/A 66475-2021 tillsynsbegäran.docx
@@ -323,7 +323,7 @@
     <w:r>
       <w:tab/>
       <w:tab/>
-      <w:t>2026-08-17</w:t>
+      <w:t>2026-08-18</w:t>
       <w:br/>
       <w:br/>
     </w:r>

--- a/tillsyn/A 66475-2021 tillsynsbegäran.docx
+++ b/tillsyn/A 66475-2021 tillsynsbegäran.docx
@@ -323,7 +323,7 @@
     <w:r>
       <w:tab/>
       <w:tab/>
-      <w:t>2026-08-18</w:t>
+      <w:t>2026-08-19</w:t>
       <w:br/>
       <w:br/>
     </w:r>

--- a/tillsyn/A 66475-2021 tillsynsbegäran.docx
+++ b/tillsyn/A 66475-2021 tillsynsbegäran.docx
@@ -323,7 +323,7 @@
     <w:r>
       <w:tab/>
       <w:tab/>
-      <w:t>2026-08-19</w:t>
+      <w:t>2026-08-20</w:t>
       <w:br/>
       <w:br/>
     </w:r>

--- a/tillsyn/A 66475-2021 tillsynsbegäran.docx
+++ b/tillsyn/A 66475-2021 tillsynsbegäran.docx
@@ -323,7 +323,7 @@
     <w:r>
       <w:tab/>
       <w:tab/>
-      <w:t>2026-08-20</w:t>
+      <w:t>2026-08-21</w:t>
       <w:br/>
       <w:br/>
     </w:r>

--- a/tillsyn/A 66475-2021 tillsynsbegäran.docx
+++ b/tillsyn/A 66475-2021 tillsynsbegäran.docx
@@ -323,7 +323,7 @@
     <w:r>
       <w:tab/>
       <w:tab/>
-      <w:t>2026-08-21</w:t>
+      <w:t>2026-08-22</w:t>
       <w:br/>
       <w:br/>
     </w:r>

--- a/tillsyn/A 66475-2021 tillsynsbegäran.docx
+++ b/tillsyn/A 66475-2021 tillsynsbegäran.docx
@@ -323,7 +323,7 @@
     <w:r>
       <w:tab/>
       <w:tab/>
-      <w:t>2026-08-22</w:t>
+      <w:t>2026-08-23</w:t>
       <w:br/>
       <w:br/>
     </w:r>

--- a/tillsyn/A 66475-2021 tillsynsbegäran.docx
+++ b/tillsyn/A 66475-2021 tillsynsbegäran.docx
@@ -323,7 +323,7 @@
     <w:r>
       <w:tab/>
       <w:tab/>
-      <w:t>2026-08-23</w:t>
+      <w:t>2026-08-24</w:t>
       <w:br/>
       <w:br/>
     </w:r>

--- a/tillsyn/A 66475-2021 tillsynsbegäran.docx
+++ b/tillsyn/A 66475-2021 tillsynsbegäran.docx
@@ -323,7 +323,7 @@
     <w:r>
       <w:tab/>
       <w:tab/>
-      <w:t>2026-08-24</w:t>
+      <w:t>2026-08-25</w:t>
       <w:br/>
       <w:br/>
     </w:r>

--- a/tillsyn/A 66475-2021 tillsynsbegäran.docx
+++ b/tillsyn/A 66475-2021 tillsynsbegäran.docx
@@ -323,7 +323,7 @@
     <w:r>
       <w:tab/>
       <w:tab/>
-      <w:t>2026-08-25</w:t>
+      <w:t>2026-08-26</w:t>
       <w:br/>
       <w:br/>
     </w:r>

--- a/tillsyn/A 66475-2021 tillsynsbegäran.docx
+++ b/tillsyn/A 66475-2021 tillsynsbegäran.docx
@@ -323,7 +323,7 @@
     <w:r>
       <w:tab/>
       <w:tab/>
-      <w:t>2026-08-26</w:t>
+      <w:t>2026-08-27</w:t>
       <w:br/>
       <w:br/>
     </w:r>

--- a/tillsyn/A 66475-2021 tillsynsbegäran.docx
+++ b/tillsyn/A 66475-2021 tillsynsbegäran.docx
@@ -323,7 +323,7 @@
     <w:r>
       <w:tab/>
       <w:tab/>
-      <w:t>2026-08-27</w:t>
+      <w:t>2026-08-28</w:t>
       <w:br/>
       <w:br/>
     </w:r>

--- a/tillsyn/A 66475-2021 tillsynsbegäran.docx
+++ b/tillsyn/A 66475-2021 tillsynsbegäran.docx
@@ -323,7 +323,7 @@
     <w:r>
       <w:tab/>
       <w:tab/>
-      <w:t>2026-08-28</w:t>
+      <w:t>2026-08-29</w:t>
       <w:br/>
       <w:br/>
     </w:r>

--- a/tillsyn/A 66475-2021 tillsynsbegäran.docx
+++ b/tillsyn/A 66475-2021 tillsynsbegäran.docx
@@ -323,7 +323,7 @@
     <w:r>
       <w:tab/>
       <w:tab/>
-      <w:t>2026-08-29</w:t>
+      <w:t>2026-08-31</w:t>
       <w:br/>
       <w:br/>
     </w:r>

--- a/tillsyn/A 66475-2021 tillsynsbegäran.docx
+++ b/tillsyn/A 66475-2021 tillsynsbegäran.docx
@@ -323,7 +323,7 @@
     <w:r>
       <w:tab/>
       <w:tab/>
-      <w:t>2026-08-31</w:t>
+      <w:t>2026-09-01</w:t>
       <w:br/>
       <w:br/>
     </w:r>

--- a/tillsyn/A 66475-2021 tillsynsbegäran.docx
+++ b/tillsyn/A 66475-2021 tillsynsbegäran.docx
@@ -323,7 +323,7 @@
     <w:r>
       <w:tab/>
       <w:tab/>
-      <w:t>2026-09-01</w:t>
+      <w:t>2026-09-02</w:t>
       <w:br/>
       <w:br/>
     </w:r>

--- a/tillsyn/A 66475-2021 tillsynsbegäran.docx
+++ b/tillsyn/A 66475-2021 tillsynsbegäran.docx
@@ -323,7 +323,7 @@
     <w:r>
       <w:tab/>
       <w:tab/>
-      <w:t>2026-09-02</w:t>
+      <w:t>2026-09-03</w:t>
       <w:br/>
       <w:br/>
     </w:r>

--- a/tillsyn/A 66475-2021 tillsynsbegäran.docx
+++ b/tillsyn/A 66475-2021 tillsynsbegäran.docx
@@ -323,7 +323,7 @@
     <w:r>
       <w:tab/>
       <w:tab/>
-      <w:t>2026-09-03</w:t>
+      <w:t>2026-09-04</w:t>
       <w:br/>
       <w:br/>
     </w:r>

--- a/tillsyn/A 66475-2021 tillsynsbegäran.docx
+++ b/tillsyn/A 66475-2021 tillsynsbegäran.docx
@@ -323,7 +323,7 @@
     <w:r>
       <w:tab/>
       <w:tab/>
-      <w:t>2026-09-04</w:t>
+      <w:t>2026-09-05</w:t>
       <w:br/>
       <w:br/>
     </w:r>

--- a/tillsyn/A 66475-2021 tillsynsbegäran.docx
+++ b/tillsyn/A 66475-2021 tillsynsbegäran.docx
@@ -323,7 +323,7 @@
     <w:r>
       <w:tab/>
       <w:tab/>
-      <w:t>2026-09-05</w:t>
+      <w:t>2026-09-06</w:t>
       <w:br/>
       <w:br/>
     </w:r>

--- a/tillsyn/A 66475-2021 tillsynsbegäran.docx
+++ b/tillsyn/A 66475-2021 tillsynsbegäran.docx
@@ -323,7 +323,7 @@
     <w:r>
       <w:tab/>
       <w:tab/>
-      <w:t>2026-09-06</w:t>
+      <w:t>2026-09-07</w:t>
       <w:br/>
       <w:br/>
     </w:r>

--- a/tillsyn/A 66475-2021 tillsynsbegäran.docx
+++ b/tillsyn/A 66475-2021 tillsynsbegäran.docx
@@ -323,7 +323,7 @@
     <w:r>
       <w:tab/>
       <w:tab/>
-      <w:t>2026-09-07</w:t>
+      <w:t>2026-09-08</w:t>
       <w:br/>
       <w:br/>
     </w:r>

--- a/tillsyn/A 66475-2021 tillsynsbegäran.docx
+++ b/tillsyn/A 66475-2021 tillsynsbegäran.docx
@@ -323,7 +323,7 @@
     <w:r>
       <w:tab/>
       <w:tab/>
-      <w:t>2026-09-08</w:t>
+      <w:t>2026-09-09</w:t>
       <w:br/>
       <w:br/>
     </w:r>

--- a/tillsyn/A 66475-2021 tillsynsbegäran.docx
+++ b/tillsyn/A 66475-2021 tillsynsbegäran.docx
@@ -323,7 +323,7 @@
     <w:r>
       <w:tab/>
       <w:tab/>
-      <w:t>2026-09-09</w:t>
+      <w:t>2026-09-10</w:t>
       <w:br/>
       <w:br/>
     </w:r>

--- a/tillsyn/A 66475-2021 tillsynsbegäran.docx
+++ b/tillsyn/A 66475-2021 tillsynsbegäran.docx
@@ -323,7 +323,7 @@
     <w:r>
       <w:tab/>
       <w:tab/>
-      <w:t>2026-09-10</w:t>
+      <w:t>2026-09-11</w:t>
       <w:br/>
       <w:br/>
     </w:r>

--- a/tillsyn/A 66475-2021 tillsynsbegäran.docx
+++ b/tillsyn/A 66475-2021 tillsynsbegäran.docx
@@ -323,7 +323,7 @@
     <w:r>
       <w:tab/>
       <w:tab/>
-      <w:t>2026-09-11</w:t>
+      <w:t>2026-09-12</w:t>
       <w:br/>
       <w:br/>
     </w:r>
